--- a/writing/r2_main_document.docx
+++ b/writing/r2_main_document.docx
@@ -495,7 +495,16 @@
           <w:kern w:val="0"/>
           <w14:ligatures w14:val="none"/>
         </w:rPr>
-        <w:t xml:space="preserve">Southeastern Louisiana University, Department of Biological Sciences, </w:t>
+        <w:t>Southeastern Louisiana University, Department of Biological Sciences,</w:t>
+      </w:r>
+      <w:r>
+        <w:rPr>
+          <w:rFonts w:ascii="Arial" w:eastAsia="Times New Roman" w:hAnsi="Arial" w:cs="Arial"/>
+          <w:color w:val="000000"/>
+          <w:kern w:val="0"/>
+          <w14:ligatures w14:val="none"/>
+        </w:rPr>
+        <w:t xml:space="preserve"> </w:t>
       </w:r>
       <w:r>
         <w:rPr>
@@ -513,16 +522,7 @@
           <w:kern w:val="0"/>
           <w14:ligatures w14:val="none"/>
         </w:rPr>
-        <w:t xml:space="preserve"> </w:t>
-      </w:r>
-      <w:r>
-        <w:rPr>
-          <w:rFonts w:ascii="Arial" w:eastAsia="Times New Roman" w:hAnsi="Arial" w:cs="Arial"/>
-          <w:color w:val="000000"/>
-          <w:kern w:val="0"/>
-          <w14:ligatures w14:val="none"/>
-        </w:rPr>
-        <w:t xml:space="preserve">Hammond, Louisiana, USA; </w:t>
+        <w:t xml:space="preserve"> Hammond, Louisiana, USA; </w:t>
       </w:r>
       <w:r>
         <w:rPr>
@@ -688,7 +688,16 @@
           <w:kern w:val="0"/>
           <w14:ligatures w14:val="none"/>
         </w:rPr>
-        <w:t xml:space="preserve">Southeastern Louisiana University, Department of Biological Sciences, </w:t>
+        <w:t>Southeastern Louisiana University, Department of Biological Sciences,</w:t>
+      </w:r>
+      <w:r>
+        <w:rPr>
+          <w:rFonts w:ascii="Arial" w:eastAsia="Times New Roman" w:hAnsi="Arial" w:cs="Arial"/>
+          <w:color w:val="000000"/>
+          <w:kern w:val="0"/>
+          <w14:ligatures w14:val="none"/>
+        </w:rPr>
+        <w:t xml:space="preserve"> </w:t>
       </w:r>
       <w:r>
         <w:rPr>
@@ -706,16 +715,7 @@
           <w:kern w:val="0"/>
           <w14:ligatures w14:val="none"/>
         </w:rPr>
-        <w:t xml:space="preserve"> </w:t>
-      </w:r>
-      <w:r>
-        <w:rPr>
-          <w:rFonts w:ascii="Arial" w:eastAsia="Times New Roman" w:hAnsi="Arial" w:cs="Arial"/>
-          <w:color w:val="000000"/>
-          <w:kern w:val="0"/>
-          <w14:ligatures w14:val="none"/>
-        </w:rPr>
-        <w:t xml:space="preserve">Hammond, Louisiana, USA; </w:t>
+        <w:t xml:space="preserve"> Hammond, Louisiana, USA; </w:t>
       </w:r>
       <w:r>
         <w:rPr>
@@ -779,34 +779,7 @@
           <w:kern w:val="0"/>
           <w14:ligatures w14:val="none"/>
         </w:rPr>
-        <w:t>Department of Biological Sciences,</w:t>
-      </w:r>
-      <w:r>
-        <w:rPr>
-          <w:rFonts w:ascii="Arial" w:eastAsia="Times New Roman" w:hAnsi="Arial" w:cs="Arial"/>
-          <w:color w:val="000000"/>
-          <w:kern w:val="0"/>
-          <w14:ligatures w14:val="none"/>
-        </w:rPr>
-        <w:t xml:space="preserve"> </w:t>
-      </w:r>
-      <w:r>
-        <w:rPr>
-          <w:rFonts w:ascii="Arial" w:eastAsia="Times New Roman" w:hAnsi="Arial" w:cs="Arial"/>
-          <w:color w:val="000000"/>
-          <w:kern w:val="0"/>
-          <w14:ligatures w14:val="none"/>
-        </w:rPr>
-        <w:t>Center for Environmental Research,</w:t>
-      </w:r>
-      <w:r>
-        <w:rPr>
-          <w:rFonts w:ascii="Arial" w:eastAsia="Times New Roman" w:hAnsi="Arial" w:cs="Arial"/>
-          <w:color w:val="000000"/>
-          <w:kern w:val="0"/>
-          <w14:ligatures w14:val="none"/>
-        </w:rPr>
-        <w:t xml:space="preserve"> Hammond, Louisiana, USA;</w:t>
+        <w:t>Department of Biological Sciences, Hammond, Louisiana, USA;</w:t>
       </w:r>
       <w:r>
         <w:rPr>
@@ -12876,15 +12849,15 @@
         <w:rPr>
           <w:rFonts w:ascii="Arial" w:hAnsi="Arial" w:cs="Arial"/>
         </w:rPr>
-        <w:t>a mean</w:t>
-      </w:r>
-      <w:r>
-        <w:rPr>
-          <w:rFonts w:ascii="Arial" w:hAnsi="Arial" w:cs="Arial"/>
-          <w:i/>
-          <w:iCs/>
-        </w:rPr>
-        <w:t xml:space="preserve"> relative weight</w:t>
+        <w:t xml:space="preserve">a mean </w:t>
+      </w:r>
+      <w:r>
+        <w:rPr>
+          <w:rFonts w:ascii="Arial" w:hAnsi="Arial" w:cs="Arial"/>
+          <w:i/>
+          <w:iCs/>
+        </w:rPr>
+        <w:t>relative weight</w:t>
       </w:r>
       <w:r>
         <w:rPr>
@@ -31455,7 +31428,6 @@
     <w:p>
       <w:pPr>
         <w:pStyle w:val="Bibliography"/>
-        <w:ind w:left="0" w:firstLine="0"/>
         <w:rPr>
           <w:rFonts w:ascii="Arial" w:hAnsi="Arial" w:cs="Arial"/>
         </w:rPr>
@@ -36500,10 +36472,7 @@
           <w14:ligatures w14:val="none"/>
         </w:rPr>
       </w:pPr>
-    </w:p>
-    <w:p>
-      <w:pPr>
-        <w:spacing w:line="480" w:lineRule="auto"/>
+      <w:r>
         <w:rPr>
           <w:rFonts w:ascii="Arial" w:eastAsia="Times New Roman" w:hAnsi="Arial" w:cs="Arial"/>
           <w:color w:val="000000"/>
@@ -36511,433 +36480,27 @@
           <w:bdr w:val="none" w:sz="0" w:space="0" w:color="auto" w:frame="1"/>
           <w14:ligatures w14:val="none"/>
         </w:rPr>
-      </w:pPr>
-      <w:r>
-        <w:rPr>
-          <w:rFonts w:ascii="Arial" w:eastAsia="Times New Roman" w:hAnsi="Arial" w:cs="Arial"/>
-          <w:color w:val="000000"/>
-          <w:kern w:val="0"/>
-          <w14:ligatures w14:val="none"/>
-        </w:rPr>
-        <w:t>Figure 2.</w:t>
-      </w:r>
-      <w:r>
-        <w:rPr>
-          <w:rFonts w:ascii="Arial" w:eastAsia="Times New Roman" w:hAnsi="Arial" w:cs="Arial"/>
-          <w:b/>
-          <w:bCs/>
-          <w:color w:val="000000"/>
-          <w:kern w:val="0"/>
-          <w14:ligatures w14:val="none"/>
-        </w:rPr>
-        <w:t xml:space="preserve"> </w:t>
-      </w:r>
-      <w:r>
-        <w:rPr>
-          <w:rFonts w:ascii="Arial" w:eastAsia="Times New Roman" w:hAnsi="Arial" w:cs="Arial"/>
-          <w:color w:val="000000"/>
-          <w:kern w:val="0"/>
-          <w14:ligatures w14:val="none"/>
-        </w:rPr>
-        <w:t>Overview of s</w:t>
-      </w:r>
-      <w:r>
-        <w:rPr>
-          <w:rFonts w:ascii="Arial" w:eastAsia="Times New Roman" w:hAnsi="Arial" w:cs="Arial"/>
-          <w:color w:val="000000"/>
-          <w:kern w:val="0"/>
-          <w14:ligatures w14:val="none"/>
-        </w:rPr>
-        <w:t xml:space="preserve">tudy design and experimental timeline. We </w:t>
-      </w:r>
-      <w:r>
-        <w:rPr>
-          <w:rFonts w:ascii="Arial" w:eastAsia="Times New Roman" w:hAnsi="Arial" w:cs="Arial"/>
-          <w:color w:val="000000"/>
-          <w:kern w:val="0"/>
-          <w14:ligatures w14:val="none"/>
-        </w:rPr>
-        <w:t>arrang</w:t>
-      </w:r>
-      <w:r>
-        <w:rPr>
-          <w:rFonts w:ascii="Arial" w:eastAsia="Times New Roman" w:hAnsi="Arial" w:cs="Arial"/>
-          <w:color w:val="000000"/>
-          <w:kern w:val="0"/>
-          <w14:ligatures w14:val="none"/>
-        </w:rPr>
-        <w:t>ed 15</w:t>
-      </w:r>
-      <w:r>
-        <w:rPr>
-          <w:rFonts w:ascii="Arial" w:eastAsia="Times New Roman" w:hAnsi="Arial" w:cs="Arial"/>
-          <w:color w:val="000000"/>
-          <w:kern w:val="0"/>
-          <w14:ligatures w14:val="none"/>
-        </w:rPr>
-        <w:t xml:space="preserve"> largemouth bass in individual </w:t>
-      </w:r>
-      <w:r>
-        <w:rPr>
-          <w:rFonts w:ascii="Arial" w:eastAsia="Times New Roman" w:hAnsi="Arial" w:cs="Arial"/>
-          <w:color w:val="000000"/>
-          <w:kern w:val="0"/>
-          <w14:ligatures w14:val="none"/>
-        </w:rPr>
-        <w:t xml:space="preserve">37.9 L rectangular tanks in three rows, </w:t>
-      </w:r>
-      <w:r>
-        <w:rPr>
-          <w:rFonts w:ascii="Arial" w:eastAsia="Times New Roman" w:hAnsi="Arial" w:cs="Arial"/>
-          <w:color w:val="000000"/>
-          <w:kern w:val="0"/>
-          <w14:ligatures w14:val="none"/>
-        </w:rPr>
-        <w:t>with</w:t>
-      </w:r>
-      <w:r>
-        <w:rPr>
-          <w:rFonts w:ascii="Arial" w:eastAsia="Times New Roman" w:hAnsi="Arial" w:cs="Arial"/>
-          <w:color w:val="000000"/>
-          <w:kern w:val="0"/>
-          <w14:ligatures w14:val="none"/>
-        </w:rPr>
-        <w:t xml:space="preserve"> opaque boundaries </w:t>
-      </w:r>
-      <w:r>
-        <w:rPr>
-          <w:rFonts w:ascii="Arial" w:eastAsia="Times New Roman" w:hAnsi="Arial" w:cs="Arial"/>
-          <w:color w:val="000000"/>
-          <w:kern w:val="0"/>
-          <w14:ligatures w14:val="none"/>
-        </w:rPr>
-        <w:t>along</w:t>
-      </w:r>
-      <w:r>
-        <w:rPr>
-          <w:rFonts w:ascii="Arial" w:eastAsia="Times New Roman" w:hAnsi="Arial" w:cs="Arial"/>
-          <w:color w:val="000000"/>
-          <w:kern w:val="0"/>
-          <w14:ligatures w14:val="none"/>
-        </w:rPr>
-        <w:t xml:space="preserve"> the </w:t>
-      </w:r>
-      <w:r>
-        <w:rPr>
-          <w:rFonts w:ascii="Arial" w:eastAsia="Times New Roman" w:hAnsi="Arial" w:cs="Arial"/>
-          <w:color w:val="000000"/>
-          <w:kern w:val="0"/>
-          <w14:ligatures w14:val="none"/>
-        </w:rPr>
-        <w:t>long</w:t>
-      </w:r>
-      <w:r>
-        <w:rPr>
-          <w:rFonts w:ascii="Arial" w:eastAsia="Times New Roman" w:hAnsi="Arial" w:cs="Arial"/>
-          <w:color w:val="000000"/>
-          <w:kern w:val="0"/>
-          <w14:ligatures w14:val="none"/>
-        </w:rPr>
-        <w:t xml:space="preserve"> sides (</w:t>
-      </w:r>
-      <w:r>
-        <w:rPr>
-          <w:rFonts w:ascii="Arial" w:eastAsia="Times New Roman" w:hAnsi="Arial" w:cs="Arial"/>
-          <w:color w:val="000000"/>
-          <w:kern w:val="0"/>
-          <w14:ligatures w14:val="none"/>
-        </w:rPr>
-        <w:t>indica</w:t>
-      </w:r>
-      <w:r>
-        <w:rPr>
-          <w:rFonts w:ascii="Arial" w:eastAsia="Times New Roman" w:hAnsi="Arial" w:cs="Arial"/>
-          <w:color w:val="000000"/>
-          <w:kern w:val="0"/>
-          <w14:ligatures w14:val="none"/>
-        </w:rPr>
-        <w:t>ted by thick solid black bars) and a mesh top (</w:t>
-      </w:r>
-      <w:r>
-        <w:rPr>
-          <w:rFonts w:ascii="Arial" w:eastAsia="Times New Roman" w:hAnsi="Arial" w:cs="Arial"/>
-          <w:color w:val="000000"/>
-          <w:kern w:val="0"/>
-          <w14:ligatures w14:val="none"/>
-        </w:rPr>
-        <w:t>indicated</w:t>
-      </w:r>
-      <w:r>
-        <w:rPr>
-          <w:rFonts w:ascii="Arial" w:eastAsia="Times New Roman" w:hAnsi="Arial" w:cs="Arial"/>
-          <w:color w:val="000000"/>
-          <w:kern w:val="0"/>
-          <w14:ligatures w14:val="none"/>
-        </w:rPr>
-        <w:t xml:space="preserve"> by dashed gray bars). Each tank </w:t>
-      </w:r>
-      <w:r>
-        <w:rPr>
-          <w:rFonts w:ascii="Arial" w:eastAsia="Times New Roman" w:hAnsi="Arial" w:cs="Arial"/>
-          <w:color w:val="000000"/>
-          <w:kern w:val="0"/>
-          <w14:ligatures w14:val="none"/>
-        </w:rPr>
-        <w:t>contain</w:t>
-      </w:r>
-      <w:r>
-        <w:rPr>
-          <w:rFonts w:ascii="Arial" w:eastAsia="Times New Roman" w:hAnsi="Arial" w:cs="Arial"/>
-          <w:color w:val="000000"/>
-          <w:kern w:val="0"/>
-          <w14:ligatures w14:val="none"/>
-        </w:rPr>
-        <w:t>ed 37.6 L of conditioned tap water (light blue)</w:t>
-      </w:r>
-      <w:r>
-        <w:rPr>
-          <w:rFonts w:ascii="Arial" w:eastAsia="Times New Roman" w:hAnsi="Arial" w:cs="Arial"/>
-          <w:color w:val="000000"/>
-          <w:kern w:val="0"/>
-          <w14:ligatures w14:val="none"/>
-        </w:rPr>
-        <w:t xml:space="preserve"> and was</w:t>
-      </w:r>
-      <w:r>
-        <w:rPr>
-          <w:rFonts w:ascii="Arial" w:eastAsia="Times New Roman" w:hAnsi="Arial" w:cs="Arial"/>
-          <w:color w:val="000000"/>
-          <w:kern w:val="0"/>
-          <w14:ligatures w14:val="none"/>
-        </w:rPr>
-        <w:t xml:space="preserve"> equipped</w:t>
-      </w:r>
-      <w:r>
-        <w:rPr>
-          <w:rFonts w:ascii="Arial" w:eastAsia="Times New Roman" w:hAnsi="Arial" w:cs="Arial"/>
-          <w:color w:val="000000"/>
-          <w:kern w:val="0"/>
-          <w14:ligatures w14:val="none"/>
-        </w:rPr>
-        <w:t xml:space="preserve"> with a</w:t>
-      </w:r>
-      <w:r>
-        <w:rPr>
-          <w:rFonts w:ascii="Arial" w:eastAsia="Times New Roman" w:hAnsi="Arial" w:cs="Arial"/>
-          <w:color w:val="000000"/>
-          <w:kern w:val="0"/>
-          <w14:ligatures w14:val="none"/>
-        </w:rPr>
-        <w:t>n aerator</w:t>
-      </w:r>
-      <w:r>
-        <w:rPr>
-          <w:rFonts w:ascii="Arial" w:eastAsia="Times New Roman" w:hAnsi="Arial" w:cs="Arial"/>
-          <w:color w:val="000000"/>
-          <w:kern w:val="0"/>
-          <w14:ligatures w14:val="none"/>
-        </w:rPr>
-        <w:t xml:space="preserve"> (yellow bubbler). We randomized the treatment order </w:t>
-      </w:r>
-      <w:r>
-        <w:rPr>
-          <w:rFonts w:ascii="Arial" w:eastAsia="Times New Roman" w:hAnsi="Arial" w:cs="Arial"/>
-          <w:color w:val="000000"/>
-          <w:kern w:val="0"/>
-          <w14:ligatures w14:val="none"/>
-        </w:rPr>
-        <w:t>across the tanks (five groups</w:t>
-      </w:r>
-      <w:r>
-        <w:rPr>
-          <w:rFonts w:ascii="Arial" w:eastAsia="Times New Roman" w:hAnsi="Arial" w:cs="Arial"/>
-          <w:color w:val="000000"/>
-          <w:kern w:val="0"/>
-          <w14:ligatures w14:val="none"/>
-        </w:rPr>
-        <w:t>—</w:t>
-      </w:r>
-      <w:r>
-        <w:rPr>
-          <w:rFonts w:ascii="Arial" w:eastAsia="Times New Roman" w:hAnsi="Arial" w:cs="Arial"/>
-          <w:color w:val="000000"/>
-          <w:kern w:val="0"/>
-          <w14:ligatures w14:val="none"/>
-        </w:rPr>
-        <w:t xml:space="preserve">control, </w:t>
-      </w:r>
-      <w:r>
-        <w:rPr>
-          <w:rFonts w:ascii="Arial" w:eastAsia="Times New Roman" w:hAnsi="Arial" w:cs="Arial"/>
-          <w:color w:val="000000"/>
-          <w:kern w:val="0"/>
-          <w14:ligatures w14:val="none"/>
-        </w:rPr>
-        <w:t>cadmium [Cd]</w:t>
-      </w:r>
-      <w:r>
-        <w:rPr>
-          <w:rFonts w:ascii="Arial" w:eastAsia="Times New Roman" w:hAnsi="Arial" w:cs="Arial"/>
-          <w:color w:val="000000"/>
-          <w:kern w:val="0"/>
-          <w14:ligatures w14:val="none"/>
-        </w:rPr>
-        <w:t xml:space="preserve"> low </w:t>
-      </w:r>
-      <w:r>
-        <w:rPr>
-          <w:rFonts w:ascii="Arial" w:eastAsia="Times New Roman" w:hAnsi="Arial" w:cs="Arial"/>
-          <w:color w:val="000000"/>
-          <w:kern w:val="0"/>
-          <w14:ligatures w14:val="none"/>
-        </w:rPr>
-        <w:t xml:space="preserve">(0.034 ppm), cadmium high (0.34 ppm), </w:t>
-      </w:r>
-      <w:r>
-        <w:rPr>
-          <w:rFonts w:ascii="Arial" w:eastAsia="Times New Roman" w:hAnsi="Arial" w:cs="Arial"/>
-          <w:color w:val="000000"/>
-          <w:kern w:val="0"/>
-          <w14:ligatures w14:val="none"/>
-        </w:rPr>
-        <w:t>perfluoropentanoic acid</w:t>
-      </w:r>
-      <w:r>
-        <w:rPr>
-          <w:rFonts w:ascii="Arial" w:eastAsia="Times New Roman" w:hAnsi="Arial" w:cs="Arial"/>
-          <w:color w:val="000000"/>
-          <w:kern w:val="0"/>
-          <w14:ligatures w14:val="none"/>
-        </w:rPr>
-        <w:t xml:space="preserve"> [</w:t>
-      </w:r>
-      <w:proofErr w:type="spellStart"/>
-      <w:r>
-        <w:rPr>
-          <w:rFonts w:ascii="Arial" w:eastAsia="Times New Roman" w:hAnsi="Arial" w:cs="Arial"/>
-          <w:color w:val="000000"/>
-          <w:kern w:val="0"/>
-          <w14:ligatures w14:val="none"/>
-        </w:rPr>
-        <w:t>PFPeA</w:t>
-      </w:r>
-      <w:proofErr w:type="spellEnd"/>
-      <w:r>
-        <w:rPr>
-          <w:rFonts w:ascii="Arial" w:eastAsia="Times New Roman" w:hAnsi="Arial" w:cs="Arial"/>
-          <w:color w:val="000000"/>
-          <w:kern w:val="0"/>
-          <w14:ligatures w14:val="none"/>
-        </w:rPr>
-        <w:t xml:space="preserve">] low (3.4 mg/L), </w:t>
-      </w:r>
-      <w:r>
-        <w:rPr>
-          <w:rFonts w:ascii="Arial" w:eastAsia="Times New Roman" w:hAnsi="Arial" w:cs="Arial"/>
-          <w:color w:val="000000"/>
-          <w:kern w:val="0"/>
-          <w14:ligatures w14:val="none"/>
-        </w:rPr>
-        <w:t>perfluoropentanoic acid</w:t>
-      </w:r>
-      <w:r>
-        <w:rPr>
-          <w:rFonts w:ascii="Arial" w:eastAsia="Times New Roman" w:hAnsi="Arial" w:cs="Arial"/>
-          <w:color w:val="000000"/>
-          <w:kern w:val="0"/>
-          <w14:ligatures w14:val="none"/>
-        </w:rPr>
-        <w:t xml:space="preserve"> high (34 mg/L)—</w:t>
-      </w:r>
-      <w:r>
-        <w:rPr>
-          <w:rFonts w:ascii="Arial" w:eastAsia="Times New Roman" w:hAnsi="Arial" w:cs="Arial"/>
-          <w:color w:val="000000"/>
-          <w:kern w:val="0"/>
-          <w14:ligatures w14:val="none"/>
-        </w:rPr>
-        <w:t>each represented by a different color).</w:t>
-      </w:r>
-      <w:r>
-        <w:rPr>
-          <w:rFonts w:ascii="Arial" w:eastAsia="Times New Roman" w:hAnsi="Arial" w:cs="Arial"/>
-          <w:color w:val="000000"/>
-          <w:kern w:val="0"/>
-          <w14:ligatures w14:val="none"/>
-        </w:rPr>
-        <w:t xml:space="preserve"> Below the tank design, connect</w:t>
-      </w:r>
-      <w:r>
-        <w:rPr>
-          <w:rFonts w:ascii="Arial" w:eastAsia="Times New Roman" w:hAnsi="Arial" w:cs="Arial"/>
-          <w:color w:val="000000"/>
-          <w:kern w:val="0"/>
-          <w14:ligatures w14:val="none"/>
-        </w:rPr>
-        <w:t>ed</w:t>
-      </w:r>
-      <w:r>
-        <w:rPr>
-          <w:rFonts w:ascii="Arial" w:eastAsia="Times New Roman" w:hAnsi="Arial" w:cs="Arial"/>
-          <w:color w:val="000000"/>
-          <w:kern w:val="0"/>
-          <w14:ligatures w14:val="none"/>
-        </w:rPr>
-        <w:t xml:space="preserve"> boxes </w:t>
-      </w:r>
-      <w:r>
-        <w:rPr>
-          <w:rFonts w:ascii="Arial" w:eastAsia="Times New Roman" w:hAnsi="Arial" w:cs="Arial"/>
-          <w:color w:val="000000"/>
-          <w:kern w:val="0"/>
-          <w14:ligatures w14:val="none"/>
-        </w:rPr>
-        <w:t>illustrate</w:t>
-      </w:r>
-      <w:r>
-        <w:rPr>
-          <w:rFonts w:ascii="Arial" w:eastAsia="Times New Roman" w:hAnsi="Arial" w:cs="Arial"/>
-          <w:color w:val="000000"/>
-          <w:kern w:val="0"/>
-          <w14:ligatures w14:val="none"/>
-        </w:rPr>
-        <w:t xml:space="preserve"> the chronological order of </w:t>
-      </w:r>
-      <w:r>
-        <w:rPr>
-          <w:rFonts w:ascii="Arial" w:eastAsia="Times New Roman" w:hAnsi="Arial" w:cs="Arial"/>
-          <w:color w:val="000000"/>
-          <w:kern w:val="0"/>
-          <w14:ligatures w14:val="none"/>
-        </w:rPr>
-        <w:t>signific</w:t>
-      </w:r>
-      <w:r>
-        <w:rPr>
-          <w:rFonts w:ascii="Arial" w:eastAsia="Times New Roman" w:hAnsi="Arial" w:cs="Arial"/>
-          <w:color w:val="000000"/>
-          <w:kern w:val="0"/>
-          <w14:ligatures w14:val="none"/>
-        </w:rPr>
-        <w:t xml:space="preserve">ant daily events from the start (day 1) to the </w:t>
-      </w:r>
-      <w:r>
-        <w:rPr>
-          <w:rFonts w:ascii="Arial" w:eastAsia="Times New Roman" w:hAnsi="Arial" w:cs="Arial"/>
-          <w:color w:val="000000"/>
-          <w:kern w:val="0"/>
-          <w14:ligatures w14:val="none"/>
-        </w:rPr>
-        <w:t>end</w:t>
-      </w:r>
-      <w:r>
-        <w:rPr>
-          <w:rFonts w:ascii="Arial" w:eastAsia="Times New Roman" w:hAnsi="Arial" w:cs="Arial"/>
-          <w:color w:val="000000"/>
-          <w:kern w:val="0"/>
-          <w14:ligatures w14:val="none"/>
-        </w:rPr>
-        <w:t xml:space="preserve"> of the trial (day 22).</w:t>
+        <w:t xml:space="preserve">Alt text: </w:t>
+      </w:r>
+      <w:r>
+        <w:rPr>
+          <w:rFonts w:ascii="Arial" w:eastAsia="Times New Roman" w:hAnsi="Arial" w:cs="Arial"/>
+          <w:color w:val="000000"/>
+          <w:kern w:val="0"/>
+          <w:bdr w:val="none" w:sz="0" w:space="0" w:color="auto" w:frame="1"/>
+          <w14:ligatures w14:val="none"/>
+        </w:rPr>
+        <w:t>Conceptual graph showing predicted neutrophil-to-lymphocyte ratios across four blood samples. Contaminant exposure is expected to increase ratios more at high than low concentrations, followed by further increases in all groups after salinity exposure</w:t>
+      </w:r>
+      <w:r>
+        <w:rPr>
+          <w:rFonts w:ascii="Arial" w:eastAsia="Times New Roman" w:hAnsi="Arial" w:cs="Arial"/>
+          <w:color w:val="000000"/>
+          <w:kern w:val="0"/>
+          <w:bdr w:val="none" w:sz="0" w:space="0" w:color="auto" w:frame="1"/>
+          <w14:ligatures w14:val="none"/>
+        </w:rPr>
+        <w:t>.</w:t>
       </w:r>
     </w:p>
     <w:p>
@@ -36959,6 +36522,7 @@
           <w:rFonts w:ascii="Arial" w:eastAsia="Times New Roman" w:hAnsi="Arial" w:cs="Arial"/>
           <w:color w:val="000000"/>
           <w:kern w:val="0"/>
+          <w:bdr w:val="none" w:sz="0" w:space="0" w:color="auto" w:frame="1"/>
           <w14:ligatures w14:val="none"/>
         </w:rPr>
       </w:pPr>
@@ -36969,7 +36533,353 @@
           <w:kern w:val="0"/>
           <w14:ligatures w14:val="none"/>
         </w:rPr>
-        <w:t xml:space="preserve">Figure 3. Individual tank water quality data (temperature, pH, dissolved oxygen, and salinity) collected from a YSI Pro DSS on each sampling day (Figure 2). Color denotes </w:t>
+        <w:t>Figure 2.</w:t>
+      </w:r>
+      <w:r>
+        <w:rPr>
+          <w:rFonts w:ascii="Arial" w:eastAsia="Times New Roman" w:hAnsi="Arial" w:cs="Arial"/>
+          <w:b/>
+          <w:bCs/>
+          <w:color w:val="000000"/>
+          <w:kern w:val="0"/>
+          <w14:ligatures w14:val="none"/>
+        </w:rPr>
+        <w:t xml:space="preserve"> </w:t>
+      </w:r>
+      <w:r>
+        <w:rPr>
+          <w:rFonts w:ascii="Arial" w:eastAsia="Times New Roman" w:hAnsi="Arial" w:cs="Arial"/>
+          <w:color w:val="000000"/>
+          <w:kern w:val="0"/>
+          <w14:ligatures w14:val="none"/>
+        </w:rPr>
+        <w:t>Overview of s</w:t>
+      </w:r>
+      <w:r>
+        <w:rPr>
+          <w:rFonts w:ascii="Arial" w:eastAsia="Times New Roman" w:hAnsi="Arial" w:cs="Arial"/>
+          <w:color w:val="000000"/>
+          <w:kern w:val="0"/>
+          <w14:ligatures w14:val="none"/>
+        </w:rPr>
+        <w:t xml:space="preserve">tudy design and experimental timeline. We </w:t>
+      </w:r>
+      <w:r>
+        <w:rPr>
+          <w:rFonts w:ascii="Arial" w:eastAsia="Times New Roman" w:hAnsi="Arial" w:cs="Arial"/>
+          <w:color w:val="000000"/>
+          <w:kern w:val="0"/>
+          <w14:ligatures w14:val="none"/>
+        </w:rPr>
+        <w:t>arrang</w:t>
+      </w:r>
+      <w:r>
+        <w:rPr>
+          <w:rFonts w:ascii="Arial" w:eastAsia="Times New Roman" w:hAnsi="Arial" w:cs="Arial"/>
+          <w:color w:val="000000"/>
+          <w:kern w:val="0"/>
+          <w14:ligatures w14:val="none"/>
+        </w:rPr>
+        <w:t>ed 15</w:t>
+      </w:r>
+      <w:r>
+        <w:rPr>
+          <w:rFonts w:ascii="Arial" w:eastAsia="Times New Roman" w:hAnsi="Arial" w:cs="Arial"/>
+          <w:color w:val="000000"/>
+          <w:kern w:val="0"/>
+          <w14:ligatures w14:val="none"/>
+        </w:rPr>
+        <w:t xml:space="preserve"> largemouth bass in individual </w:t>
+      </w:r>
+      <w:r>
+        <w:rPr>
+          <w:rFonts w:ascii="Arial" w:eastAsia="Times New Roman" w:hAnsi="Arial" w:cs="Arial"/>
+          <w:color w:val="000000"/>
+          <w:kern w:val="0"/>
+          <w14:ligatures w14:val="none"/>
+        </w:rPr>
+        <w:t xml:space="preserve">37.9 L rectangular tanks in three rows, </w:t>
+      </w:r>
+      <w:r>
+        <w:rPr>
+          <w:rFonts w:ascii="Arial" w:eastAsia="Times New Roman" w:hAnsi="Arial" w:cs="Arial"/>
+          <w:color w:val="000000"/>
+          <w:kern w:val="0"/>
+          <w14:ligatures w14:val="none"/>
+        </w:rPr>
+        <w:t>with</w:t>
+      </w:r>
+      <w:r>
+        <w:rPr>
+          <w:rFonts w:ascii="Arial" w:eastAsia="Times New Roman" w:hAnsi="Arial" w:cs="Arial"/>
+          <w:color w:val="000000"/>
+          <w:kern w:val="0"/>
+          <w14:ligatures w14:val="none"/>
+        </w:rPr>
+        <w:t xml:space="preserve"> opaque boundaries </w:t>
+      </w:r>
+      <w:r>
+        <w:rPr>
+          <w:rFonts w:ascii="Arial" w:eastAsia="Times New Roman" w:hAnsi="Arial" w:cs="Arial"/>
+          <w:color w:val="000000"/>
+          <w:kern w:val="0"/>
+          <w14:ligatures w14:val="none"/>
+        </w:rPr>
+        <w:t>along</w:t>
+      </w:r>
+      <w:r>
+        <w:rPr>
+          <w:rFonts w:ascii="Arial" w:eastAsia="Times New Roman" w:hAnsi="Arial" w:cs="Arial"/>
+          <w:color w:val="000000"/>
+          <w:kern w:val="0"/>
+          <w14:ligatures w14:val="none"/>
+        </w:rPr>
+        <w:t xml:space="preserve"> the </w:t>
+      </w:r>
+      <w:r>
+        <w:rPr>
+          <w:rFonts w:ascii="Arial" w:eastAsia="Times New Roman" w:hAnsi="Arial" w:cs="Arial"/>
+          <w:color w:val="000000"/>
+          <w:kern w:val="0"/>
+          <w14:ligatures w14:val="none"/>
+        </w:rPr>
+        <w:t>long</w:t>
+      </w:r>
+      <w:r>
+        <w:rPr>
+          <w:rFonts w:ascii="Arial" w:eastAsia="Times New Roman" w:hAnsi="Arial" w:cs="Arial"/>
+          <w:color w:val="000000"/>
+          <w:kern w:val="0"/>
+          <w14:ligatures w14:val="none"/>
+        </w:rPr>
+        <w:t xml:space="preserve"> sides (</w:t>
+      </w:r>
+      <w:r>
+        <w:rPr>
+          <w:rFonts w:ascii="Arial" w:eastAsia="Times New Roman" w:hAnsi="Arial" w:cs="Arial"/>
+          <w:color w:val="000000"/>
+          <w:kern w:val="0"/>
+          <w14:ligatures w14:val="none"/>
+        </w:rPr>
+        <w:t>indica</w:t>
+      </w:r>
+      <w:r>
+        <w:rPr>
+          <w:rFonts w:ascii="Arial" w:eastAsia="Times New Roman" w:hAnsi="Arial" w:cs="Arial"/>
+          <w:color w:val="000000"/>
+          <w:kern w:val="0"/>
+          <w14:ligatures w14:val="none"/>
+        </w:rPr>
+        <w:t>ted by thick solid black bars) and a mesh top (</w:t>
+      </w:r>
+      <w:r>
+        <w:rPr>
+          <w:rFonts w:ascii="Arial" w:eastAsia="Times New Roman" w:hAnsi="Arial" w:cs="Arial"/>
+          <w:color w:val="000000"/>
+          <w:kern w:val="0"/>
+          <w14:ligatures w14:val="none"/>
+        </w:rPr>
+        <w:t>indicated</w:t>
+      </w:r>
+      <w:r>
+        <w:rPr>
+          <w:rFonts w:ascii="Arial" w:eastAsia="Times New Roman" w:hAnsi="Arial" w:cs="Arial"/>
+          <w:color w:val="000000"/>
+          <w:kern w:val="0"/>
+          <w14:ligatures w14:val="none"/>
+        </w:rPr>
+        <w:t xml:space="preserve"> by dashed gray bars). Each tank </w:t>
+      </w:r>
+      <w:r>
+        <w:rPr>
+          <w:rFonts w:ascii="Arial" w:eastAsia="Times New Roman" w:hAnsi="Arial" w:cs="Arial"/>
+          <w:color w:val="000000"/>
+          <w:kern w:val="0"/>
+          <w14:ligatures w14:val="none"/>
+        </w:rPr>
+        <w:t>contain</w:t>
+      </w:r>
+      <w:r>
+        <w:rPr>
+          <w:rFonts w:ascii="Arial" w:eastAsia="Times New Roman" w:hAnsi="Arial" w:cs="Arial"/>
+          <w:color w:val="000000"/>
+          <w:kern w:val="0"/>
+          <w14:ligatures w14:val="none"/>
+        </w:rPr>
+        <w:t>ed 37.6 L of conditioned tap water (light blue)</w:t>
+      </w:r>
+      <w:r>
+        <w:rPr>
+          <w:rFonts w:ascii="Arial" w:eastAsia="Times New Roman" w:hAnsi="Arial" w:cs="Arial"/>
+          <w:color w:val="000000"/>
+          <w:kern w:val="0"/>
+          <w14:ligatures w14:val="none"/>
+        </w:rPr>
+        <w:t xml:space="preserve"> and was</w:t>
+      </w:r>
+      <w:r>
+        <w:rPr>
+          <w:rFonts w:ascii="Arial" w:eastAsia="Times New Roman" w:hAnsi="Arial" w:cs="Arial"/>
+          <w:color w:val="000000"/>
+          <w:kern w:val="0"/>
+          <w14:ligatures w14:val="none"/>
+        </w:rPr>
+        <w:t xml:space="preserve"> equipped</w:t>
+      </w:r>
+      <w:r>
+        <w:rPr>
+          <w:rFonts w:ascii="Arial" w:eastAsia="Times New Roman" w:hAnsi="Arial" w:cs="Arial"/>
+          <w:color w:val="000000"/>
+          <w:kern w:val="0"/>
+          <w14:ligatures w14:val="none"/>
+        </w:rPr>
+        <w:t xml:space="preserve"> with a</w:t>
+      </w:r>
+      <w:r>
+        <w:rPr>
+          <w:rFonts w:ascii="Arial" w:eastAsia="Times New Roman" w:hAnsi="Arial" w:cs="Arial"/>
+          <w:color w:val="000000"/>
+          <w:kern w:val="0"/>
+          <w14:ligatures w14:val="none"/>
+        </w:rPr>
+        <w:t>n aerator</w:t>
+      </w:r>
+      <w:r>
+        <w:rPr>
+          <w:rFonts w:ascii="Arial" w:eastAsia="Times New Roman" w:hAnsi="Arial" w:cs="Arial"/>
+          <w:color w:val="000000"/>
+          <w:kern w:val="0"/>
+          <w14:ligatures w14:val="none"/>
+        </w:rPr>
+        <w:t xml:space="preserve"> (yellow bubbler). We randomized the treatment order </w:t>
+      </w:r>
+      <w:r>
+        <w:rPr>
+          <w:rFonts w:ascii="Arial" w:eastAsia="Times New Roman" w:hAnsi="Arial" w:cs="Arial"/>
+          <w:color w:val="000000"/>
+          <w:kern w:val="0"/>
+          <w14:ligatures w14:val="none"/>
+        </w:rPr>
+        <w:t>across the tanks (five groups</w:t>
+      </w:r>
+      <w:r>
+        <w:rPr>
+          <w:rFonts w:ascii="Arial" w:eastAsia="Times New Roman" w:hAnsi="Arial" w:cs="Arial"/>
+          <w:color w:val="000000"/>
+          <w:kern w:val="0"/>
+          <w14:ligatures w14:val="none"/>
+        </w:rPr>
+        <w:t>—</w:t>
+      </w:r>
+      <w:r>
+        <w:rPr>
+          <w:rFonts w:ascii="Arial" w:eastAsia="Times New Roman" w:hAnsi="Arial" w:cs="Arial"/>
+          <w:color w:val="000000"/>
+          <w:kern w:val="0"/>
+          <w14:ligatures w14:val="none"/>
+        </w:rPr>
+        <w:t xml:space="preserve">control, </w:t>
+      </w:r>
+      <w:r>
+        <w:rPr>
+          <w:rFonts w:ascii="Arial" w:eastAsia="Times New Roman" w:hAnsi="Arial" w:cs="Arial"/>
+          <w:color w:val="000000"/>
+          <w:kern w:val="0"/>
+          <w14:ligatures w14:val="none"/>
+        </w:rPr>
+        <w:t>cadmium [Cd]</w:t>
+      </w:r>
+      <w:r>
+        <w:rPr>
+          <w:rFonts w:ascii="Arial" w:eastAsia="Times New Roman" w:hAnsi="Arial" w:cs="Arial"/>
+          <w:color w:val="000000"/>
+          <w:kern w:val="0"/>
+          <w14:ligatures w14:val="none"/>
+        </w:rPr>
+        <w:t xml:space="preserve"> low </w:t>
+      </w:r>
+      <w:r>
+        <w:rPr>
+          <w:rFonts w:ascii="Arial" w:eastAsia="Times New Roman" w:hAnsi="Arial" w:cs="Arial"/>
+          <w:color w:val="000000"/>
+          <w:kern w:val="0"/>
+          <w14:ligatures w14:val="none"/>
+        </w:rPr>
+        <w:t xml:space="preserve">(0.034 ppm), cadmium high (0.34 ppm), </w:t>
+      </w:r>
+      <w:r>
+        <w:rPr>
+          <w:rFonts w:ascii="Arial" w:eastAsia="Times New Roman" w:hAnsi="Arial" w:cs="Arial"/>
+          <w:color w:val="000000"/>
+          <w:kern w:val="0"/>
+          <w14:ligatures w14:val="none"/>
+        </w:rPr>
+        <w:t>perfluoropentanoic acid</w:t>
+      </w:r>
+      <w:r>
+        <w:rPr>
+          <w:rFonts w:ascii="Arial" w:eastAsia="Times New Roman" w:hAnsi="Arial" w:cs="Arial"/>
+          <w:color w:val="000000"/>
+          <w:kern w:val="0"/>
+          <w14:ligatures w14:val="none"/>
+        </w:rPr>
+        <w:t xml:space="preserve"> [</w:t>
+      </w:r>
+      <w:proofErr w:type="spellStart"/>
+      <w:r>
+        <w:rPr>
+          <w:rFonts w:ascii="Arial" w:eastAsia="Times New Roman" w:hAnsi="Arial" w:cs="Arial"/>
+          <w:color w:val="000000"/>
+          <w:kern w:val="0"/>
+          <w14:ligatures w14:val="none"/>
+        </w:rPr>
+        <w:t>PFPeA</w:t>
+      </w:r>
+      <w:proofErr w:type="spellEnd"/>
+      <w:r>
+        <w:rPr>
+          <w:rFonts w:ascii="Arial" w:eastAsia="Times New Roman" w:hAnsi="Arial" w:cs="Arial"/>
+          <w:color w:val="000000"/>
+          <w:kern w:val="0"/>
+          <w14:ligatures w14:val="none"/>
+        </w:rPr>
+        <w:t xml:space="preserve">] low (3.4 mg/L), </w:t>
+      </w:r>
+      <w:r>
+        <w:rPr>
+          <w:rFonts w:ascii="Arial" w:eastAsia="Times New Roman" w:hAnsi="Arial" w:cs="Arial"/>
+          <w:color w:val="000000"/>
+          <w:kern w:val="0"/>
+          <w14:ligatures w14:val="none"/>
+        </w:rPr>
+        <w:t>perfluoropentanoic acid</w:t>
+      </w:r>
+      <w:r>
+        <w:rPr>
+          <w:rFonts w:ascii="Arial" w:eastAsia="Times New Roman" w:hAnsi="Arial" w:cs="Arial"/>
+          <w:color w:val="000000"/>
+          <w:kern w:val="0"/>
+          <w14:ligatures w14:val="none"/>
+        </w:rPr>
+        <w:t xml:space="preserve"> high (34 mg/L)—</w:t>
+      </w:r>
+      <w:r>
+        <w:rPr>
+          <w:rFonts w:ascii="Arial" w:eastAsia="Times New Roman" w:hAnsi="Arial" w:cs="Arial"/>
+          <w:color w:val="000000"/>
+          <w:kern w:val="0"/>
+          <w14:ligatures w14:val="none"/>
+        </w:rPr>
+        <w:t>each represented by a different color).</w:t>
+      </w:r>
+      <w:r>
+        <w:rPr>
+          <w:rFonts w:ascii="Arial" w:eastAsia="Times New Roman" w:hAnsi="Arial" w:cs="Arial"/>
+          <w:color w:val="000000"/>
+          <w:kern w:val="0"/>
+          <w14:ligatures w14:val="none"/>
+        </w:rPr>
+        <w:t xml:space="preserve"> Below </w:t>
       </w:r>
       <w:r>
         <w:rPr>
@@ -36979,247 +36889,272 @@
           <w14:ligatures w14:val="none"/>
         </w:rPr>
         <w:lastRenderedPageBreak/>
-        <w:t>the treatment group</w:t>
-      </w:r>
-      <w:r>
-        <w:rPr>
-          <w:rFonts w:ascii="Arial" w:eastAsia="Times New Roman" w:hAnsi="Arial" w:cs="Arial"/>
-          <w:color w:val="000000"/>
-          <w:kern w:val="0"/>
-          <w14:ligatures w14:val="none"/>
-        </w:rPr>
-        <w:t xml:space="preserve"> </w:t>
-      </w:r>
-      <w:r>
-        <w:rPr>
-          <w:rFonts w:ascii="Arial" w:hAnsi="Arial" w:cs="Arial"/>
-        </w:rPr>
-        <w:t xml:space="preserve">(control and </w:t>
-      </w:r>
-      <w:r>
-        <w:rPr>
-          <w:rFonts w:ascii="Arial" w:eastAsia="Times New Roman" w:hAnsi="Arial" w:cs="Arial"/>
-          <w:color w:val="000000"/>
-          <w:kern w:val="0"/>
-          <w14:ligatures w14:val="none"/>
-        </w:rPr>
-        <w:t xml:space="preserve">low and high levels of </w:t>
-      </w:r>
-      <w:r>
-        <w:rPr>
-          <w:rFonts w:ascii="Arial" w:eastAsia="Times New Roman" w:hAnsi="Arial" w:cs="Arial"/>
-          <w:color w:val="000000"/>
-          <w:kern w:val="0"/>
-          <w14:ligatures w14:val="none"/>
-        </w:rPr>
-        <w:t>cadmium [</w:t>
-      </w:r>
-      <w:r>
-        <w:rPr>
-          <w:rFonts w:ascii="Arial" w:eastAsia="Times New Roman" w:hAnsi="Arial" w:cs="Arial"/>
-          <w:color w:val="000000"/>
-          <w:kern w:val="0"/>
-          <w14:ligatures w14:val="none"/>
-        </w:rPr>
-        <w:t>Cd</w:t>
-      </w:r>
-      <w:r>
-        <w:rPr>
-          <w:rFonts w:ascii="Arial" w:eastAsia="Times New Roman" w:hAnsi="Arial" w:cs="Arial"/>
-          <w:color w:val="000000"/>
-          <w:kern w:val="0"/>
-          <w14:ligatures w14:val="none"/>
-        </w:rPr>
-        <w:t>]</w:t>
-      </w:r>
-      <w:r>
-        <w:rPr>
-          <w:rFonts w:ascii="Arial" w:eastAsia="Times New Roman" w:hAnsi="Arial" w:cs="Arial"/>
-          <w:color w:val="000000"/>
-          <w:kern w:val="0"/>
-          <w14:ligatures w14:val="none"/>
-        </w:rPr>
-        <w:t xml:space="preserve"> and perfluoropentanoic acid </w:t>
-      </w:r>
-      <w:r>
-        <w:rPr>
-          <w:rFonts w:ascii="Arial" w:eastAsia="Times New Roman" w:hAnsi="Arial" w:cs="Arial"/>
-          <w:color w:val="000000"/>
-          <w:kern w:val="0"/>
-          <w14:ligatures w14:val="none"/>
-        </w:rPr>
-        <w:t>[</w:t>
-      </w:r>
-      <w:proofErr w:type="spellStart"/>
-      <w:r>
-        <w:rPr>
-          <w:rFonts w:ascii="Arial" w:eastAsia="Times New Roman" w:hAnsi="Arial" w:cs="Arial"/>
-          <w:color w:val="000000"/>
-          <w:kern w:val="0"/>
-          <w14:ligatures w14:val="none"/>
-        </w:rPr>
-        <w:t>PFPeA</w:t>
-      </w:r>
-      <w:proofErr w:type="spellEnd"/>
-      <w:r>
-        <w:rPr>
-          <w:rFonts w:ascii="Arial" w:eastAsia="Times New Roman" w:hAnsi="Arial" w:cs="Arial"/>
-          <w:color w:val="000000"/>
-          <w:kern w:val="0"/>
-          <w14:ligatures w14:val="none"/>
-        </w:rPr>
-        <w:t>])</w:t>
-      </w:r>
-      <w:r>
-        <w:rPr>
-          <w:rFonts w:ascii="Arial" w:eastAsia="Times New Roman" w:hAnsi="Arial" w:cs="Arial"/>
-          <w:color w:val="000000"/>
-          <w:kern w:val="0"/>
-          <w14:ligatures w14:val="none"/>
-        </w:rPr>
-        <w:t xml:space="preserve">. The first vertical dashed line </w:t>
-      </w:r>
-      <w:r>
-        <w:rPr>
-          <w:rFonts w:ascii="Arial" w:eastAsia="Times New Roman" w:hAnsi="Arial" w:cs="Arial"/>
-          <w:color w:val="000000"/>
-          <w:kern w:val="0"/>
-          <w14:ligatures w14:val="none"/>
-        </w:rPr>
-        <w:t>indicate</w:t>
-      </w:r>
-      <w:r>
-        <w:rPr>
-          <w:rFonts w:ascii="Arial" w:eastAsia="Times New Roman" w:hAnsi="Arial" w:cs="Arial"/>
-          <w:color w:val="000000"/>
-          <w:kern w:val="0"/>
-          <w14:ligatures w14:val="none"/>
-        </w:rPr>
-        <w:t xml:space="preserve">s the day we added treatments, </w:t>
-      </w:r>
-      <w:r>
-        <w:rPr>
-          <w:rFonts w:ascii="Arial" w:eastAsia="Times New Roman" w:hAnsi="Arial" w:cs="Arial"/>
-          <w:color w:val="000000"/>
-          <w:kern w:val="0"/>
-          <w14:ligatures w14:val="none"/>
-        </w:rPr>
-        <w:t>while</w:t>
-      </w:r>
-      <w:r>
-        <w:rPr>
-          <w:rFonts w:ascii="Arial" w:eastAsia="Times New Roman" w:hAnsi="Arial" w:cs="Arial"/>
-          <w:color w:val="000000"/>
-          <w:kern w:val="0"/>
-          <w14:ligatures w14:val="none"/>
-        </w:rPr>
-        <w:t xml:space="preserve"> the second </w:t>
-      </w:r>
-      <w:r>
-        <w:rPr>
-          <w:rFonts w:ascii="Arial" w:eastAsia="Times New Roman" w:hAnsi="Arial" w:cs="Arial"/>
-          <w:color w:val="000000"/>
-          <w:kern w:val="0"/>
-          <w14:ligatures w14:val="none"/>
-        </w:rPr>
-        <w:t>mark</w:t>
-      </w:r>
-      <w:r>
-        <w:rPr>
-          <w:rFonts w:ascii="Arial" w:eastAsia="Times New Roman" w:hAnsi="Arial" w:cs="Arial"/>
-          <w:color w:val="000000"/>
-          <w:kern w:val="0"/>
-          <w14:ligatures w14:val="none"/>
-        </w:rPr>
-        <w:t xml:space="preserve">s the day we added salt. Note that </w:t>
-      </w:r>
-      <w:r>
-        <w:rPr>
-          <w:rFonts w:ascii="Arial" w:eastAsia="Times New Roman" w:hAnsi="Arial" w:cs="Arial"/>
-          <w:color w:val="000000"/>
-          <w:kern w:val="0"/>
-          <w14:ligatures w14:val="none"/>
-        </w:rPr>
-        <w:t>the</w:t>
-      </w:r>
-      <w:r>
-        <w:rPr>
-          <w:rFonts w:ascii="Arial" w:eastAsia="Times New Roman" w:hAnsi="Arial" w:cs="Arial"/>
-          <w:color w:val="000000"/>
-          <w:kern w:val="0"/>
-          <w14:ligatures w14:val="none"/>
-        </w:rPr>
-        <w:t xml:space="preserve"> </w:t>
-      </w:r>
-      <w:r>
-        <w:rPr>
-          <w:rFonts w:ascii="Arial" w:eastAsia="Times New Roman" w:hAnsi="Arial" w:cs="Arial"/>
-          <w:color w:val="000000"/>
-          <w:kern w:val="0"/>
-          <w14:ligatures w14:val="none"/>
-        </w:rPr>
-        <w:t>reported</w:t>
-      </w:r>
-      <w:r>
-        <w:rPr>
-          <w:rFonts w:ascii="Arial" w:eastAsia="Times New Roman" w:hAnsi="Arial" w:cs="Arial"/>
-          <w:color w:val="000000"/>
-          <w:kern w:val="0"/>
-          <w14:ligatures w14:val="none"/>
-        </w:rPr>
-        <w:t xml:space="preserve"> </w:t>
-      </w:r>
-      <w:r>
-        <w:rPr>
-          <w:rFonts w:ascii="Arial" w:eastAsia="Times New Roman" w:hAnsi="Arial" w:cs="Arial"/>
-          <w:color w:val="000000"/>
-          <w:kern w:val="0"/>
-          <w14:ligatures w14:val="none"/>
-        </w:rPr>
-        <w:t>YSI data</w:t>
-      </w:r>
-      <w:r>
-        <w:rPr>
-          <w:rFonts w:ascii="Arial" w:eastAsia="Times New Roman" w:hAnsi="Arial" w:cs="Arial"/>
-          <w:color w:val="000000"/>
-          <w:kern w:val="0"/>
-          <w14:ligatures w14:val="none"/>
-        </w:rPr>
-        <w:t xml:space="preserve"> on day 15 are</w:t>
-      </w:r>
-      <w:r>
-        <w:rPr>
-          <w:rFonts w:ascii="Arial" w:eastAsia="Times New Roman" w:hAnsi="Arial" w:cs="Arial"/>
-          <w:color w:val="000000"/>
-          <w:kern w:val="0"/>
-          <w14:ligatures w14:val="none"/>
-        </w:rPr>
-        <w:t xml:space="preserve"> </w:t>
-      </w:r>
-      <w:r>
-        <w:rPr>
-          <w:rFonts w:ascii="Arial" w:eastAsia="Times New Roman" w:hAnsi="Arial" w:cs="Arial"/>
-          <w:color w:val="000000"/>
-          <w:kern w:val="0"/>
-          <w14:ligatures w14:val="none"/>
-        </w:rPr>
-        <w:t>before</w:t>
-      </w:r>
-      <w:r>
-        <w:rPr>
-          <w:rFonts w:ascii="Arial" w:eastAsia="Times New Roman" w:hAnsi="Arial" w:cs="Arial"/>
-          <w:color w:val="000000"/>
-          <w:kern w:val="0"/>
-          <w14:ligatures w14:val="none"/>
-        </w:rPr>
-        <w:t xml:space="preserve"> salt addition.</w:t>
+        <w:t>the tank design, connect</w:t>
+      </w:r>
+      <w:r>
+        <w:rPr>
+          <w:rFonts w:ascii="Arial" w:eastAsia="Times New Roman" w:hAnsi="Arial" w:cs="Arial"/>
+          <w:color w:val="000000"/>
+          <w:kern w:val="0"/>
+          <w14:ligatures w14:val="none"/>
+        </w:rPr>
+        <w:t>ed</w:t>
+      </w:r>
+      <w:r>
+        <w:rPr>
+          <w:rFonts w:ascii="Arial" w:eastAsia="Times New Roman" w:hAnsi="Arial" w:cs="Arial"/>
+          <w:color w:val="000000"/>
+          <w:kern w:val="0"/>
+          <w14:ligatures w14:val="none"/>
+        </w:rPr>
+        <w:t xml:space="preserve"> boxes </w:t>
+      </w:r>
+      <w:r>
+        <w:rPr>
+          <w:rFonts w:ascii="Arial" w:eastAsia="Times New Roman" w:hAnsi="Arial" w:cs="Arial"/>
+          <w:color w:val="000000"/>
+          <w:kern w:val="0"/>
+          <w14:ligatures w14:val="none"/>
+        </w:rPr>
+        <w:t>illustrate</w:t>
+      </w:r>
+      <w:r>
+        <w:rPr>
+          <w:rFonts w:ascii="Arial" w:eastAsia="Times New Roman" w:hAnsi="Arial" w:cs="Arial"/>
+          <w:color w:val="000000"/>
+          <w:kern w:val="0"/>
+          <w14:ligatures w14:val="none"/>
+        </w:rPr>
+        <w:t xml:space="preserve"> the chronological order of </w:t>
+      </w:r>
+      <w:r>
+        <w:rPr>
+          <w:rFonts w:ascii="Arial" w:eastAsia="Times New Roman" w:hAnsi="Arial" w:cs="Arial"/>
+          <w:color w:val="000000"/>
+          <w:kern w:val="0"/>
+          <w14:ligatures w14:val="none"/>
+        </w:rPr>
+        <w:t>signific</w:t>
+      </w:r>
+      <w:r>
+        <w:rPr>
+          <w:rFonts w:ascii="Arial" w:eastAsia="Times New Roman" w:hAnsi="Arial" w:cs="Arial"/>
+          <w:color w:val="000000"/>
+          <w:kern w:val="0"/>
+          <w14:ligatures w14:val="none"/>
+        </w:rPr>
+        <w:t xml:space="preserve">ant daily events from the start (day 1) to the </w:t>
+      </w:r>
+      <w:r>
+        <w:rPr>
+          <w:rFonts w:ascii="Arial" w:eastAsia="Times New Roman" w:hAnsi="Arial" w:cs="Arial"/>
+          <w:color w:val="000000"/>
+          <w:kern w:val="0"/>
+          <w14:ligatures w14:val="none"/>
+        </w:rPr>
+        <w:t>end</w:t>
+      </w:r>
+      <w:r>
+        <w:rPr>
+          <w:rFonts w:ascii="Arial" w:eastAsia="Times New Roman" w:hAnsi="Arial" w:cs="Arial"/>
+          <w:color w:val="000000"/>
+          <w:kern w:val="0"/>
+          <w14:ligatures w14:val="none"/>
+        </w:rPr>
+        <w:t xml:space="preserve"> of the trial (day 22).</w:t>
       </w:r>
     </w:p>
     <w:p>
       <w:pPr>
         <w:spacing w:line="480" w:lineRule="auto"/>
         <w:rPr>
-          <w:rFonts w:ascii="Arial" w:hAnsi="Arial" w:cs="Arial"/>
+          <w:rFonts w:ascii="Arial" w:eastAsia="Times New Roman" w:hAnsi="Arial" w:cs="Arial"/>
+          <w:color w:val="000000"/>
+          <w:kern w:val="0"/>
+          <w:bdr w:val="none" w:sz="0" w:space="0" w:color="auto" w:frame="1"/>
+          <w14:ligatures w14:val="none"/>
+        </w:rPr>
+      </w:pPr>
+      <w:r>
+        <w:rPr>
+          <w:rFonts w:ascii="Arial" w:eastAsia="Times New Roman" w:hAnsi="Arial" w:cs="Arial"/>
+          <w:color w:val="000000"/>
+          <w:kern w:val="0"/>
+          <w:bdr w:val="none" w:sz="0" w:space="0" w:color="auto" w:frame="1"/>
+          <w14:ligatures w14:val="none"/>
+        </w:rPr>
+        <w:t xml:space="preserve">Alt text: Experimental layout showing </w:t>
+      </w:r>
+      <w:r>
+        <w:rPr>
+          <w:rFonts w:ascii="Arial" w:eastAsia="Times New Roman" w:hAnsi="Arial" w:cs="Arial"/>
+          <w:color w:val="000000"/>
+          <w:kern w:val="0"/>
+          <w:bdr w:val="none" w:sz="0" w:space="0" w:color="auto" w:frame="1"/>
+          <w14:ligatures w14:val="none"/>
+        </w:rPr>
+        <w:t>15</w:t>
+      </w:r>
+      <w:r>
+        <w:rPr>
+          <w:rFonts w:ascii="Arial" w:eastAsia="Times New Roman" w:hAnsi="Arial" w:cs="Arial"/>
+          <w:color w:val="000000"/>
+          <w:kern w:val="0"/>
+          <w:bdr w:val="none" w:sz="0" w:space="0" w:color="auto" w:frame="1"/>
+          <w14:ligatures w14:val="none"/>
+        </w:rPr>
+        <w:t xml:space="preserve"> individually housed largemouth bass assigned to </w:t>
+      </w:r>
+      <w:r>
+        <w:rPr>
+          <w:rFonts w:ascii="Arial" w:eastAsia="Times New Roman" w:hAnsi="Arial" w:cs="Arial"/>
+          <w:color w:val="000000"/>
+          <w:kern w:val="0"/>
+          <w:bdr w:val="none" w:sz="0" w:space="0" w:color="auto" w:frame="1"/>
+          <w14:ligatures w14:val="none"/>
+        </w:rPr>
+        <w:t>5</w:t>
+      </w:r>
+      <w:r>
+        <w:rPr>
+          <w:rFonts w:ascii="Arial" w:eastAsia="Times New Roman" w:hAnsi="Arial" w:cs="Arial"/>
+          <w:color w:val="000000"/>
+          <w:kern w:val="0"/>
+          <w:bdr w:val="none" w:sz="0" w:space="0" w:color="auto" w:frame="1"/>
+          <w14:ligatures w14:val="none"/>
+        </w:rPr>
+        <w:t xml:space="preserve"> groups: control and low or high concentrations of cadmium or perfluoropentanoic acid. A timeline shows blood sampling on days </w:t>
+      </w:r>
+      <w:r>
+        <w:rPr>
+          <w:rFonts w:ascii="Arial" w:eastAsia="Times New Roman" w:hAnsi="Arial" w:cs="Arial"/>
+          <w:color w:val="000000"/>
+          <w:kern w:val="0"/>
+          <w:bdr w:val="none" w:sz="0" w:space="0" w:color="auto" w:frame="1"/>
+          <w14:ligatures w14:val="none"/>
+        </w:rPr>
+        <w:t>3</w:t>
+      </w:r>
+      <w:r>
+        <w:rPr>
+          <w:rFonts w:ascii="Arial" w:eastAsia="Times New Roman" w:hAnsi="Arial" w:cs="Arial"/>
+          <w:color w:val="000000"/>
+          <w:kern w:val="0"/>
+          <w:bdr w:val="none" w:sz="0" w:space="0" w:color="auto" w:frame="1"/>
+          <w14:ligatures w14:val="none"/>
+        </w:rPr>
+        <w:t xml:space="preserve">, </w:t>
+      </w:r>
+      <w:r>
+        <w:rPr>
+          <w:rFonts w:ascii="Arial" w:eastAsia="Times New Roman" w:hAnsi="Arial" w:cs="Arial"/>
+          <w:color w:val="000000"/>
+          <w:kern w:val="0"/>
+          <w:bdr w:val="none" w:sz="0" w:space="0" w:color="auto" w:frame="1"/>
+          <w14:ligatures w14:val="none"/>
+        </w:rPr>
+        <w:t>14</w:t>
+      </w:r>
+      <w:r>
+        <w:rPr>
+          <w:rFonts w:ascii="Arial" w:eastAsia="Times New Roman" w:hAnsi="Arial" w:cs="Arial"/>
+          <w:color w:val="000000"/>
+          <w:kern w:val="0"/>
+          <w:bdr w:val="none" w:sz="0" w:space="0" w:color="auto" w:frame="1"/>
+          <w14:ligatures w14:val="none"/>
+        </w:rPr>
+        <w:t xml:space="preserve">, </w:t>
+      </w:r>
+      <w:r>
+        <w:rPr>
+          <w:rFonts w:ascii="Arial" w:eastAsia="Times New Roman" w:hAnsi="Arial" w:cs="Arial"/>
+          <w:color w:val="000000"/>
+          <w:kern w:val="0"/>
+          <w:bdr w:val="none" w:sz="0" w:space="0" w:color="auto" w:frame="1"/>
+          <w14:ligatures w14:val="none"/>
+        </w:rPr>
+        <w:t>15</w:t>
+      </w:r>
+      <w:r>
+        <w:rPr>
+          <w:rFonts w:ascii="Arial" w:eastAsia="Times New Roman" w:hAnsi="Arial" w:cs="Arial"/>
+          <w:color w:val="000000"/>
+          <w:kern w:val="0"/>
+          <w:bdr w:val="none" w:sz="0" w:space="0" w:color="auto" w:frame="1"/>
+          <w14:ligatures w14:val="none"/>
+        </w:rPr>
+        <w:t xml:space="preserve">, and </w:t>
+      </w:r>
+      <w:r>
+        <w:rPr>
+          <w:rFonts w:ascii="Arial" w:eastAsia="Times New Roman" w:hAnsi="Arial" w:cs="Arial"/>
+          <w:color w:val="000000"/>
+          <w:kern w:val="0"/>
+          <w:bdr w:val="none" w:sz="0" w:space="0" w:color="auto" w:frame="1"/>
+          <w14:ligatures w14:val="none"/>
+        </w:rPr>
+        <w:t>22</w:t>
+      </w:r>
+      <w:r>
+        <w:rPr>
+          <w:rFonts w:ascii="Arial" w:eastAsia="Times New Roman" w:hAnsi="Arial" w:cs="Arial"/>
+          <w:color w:val="000000"/>
+          <w:kern w:val="0"/>
+          <w:bdr w:val="none" w:sz="0" w:space="0" w:color="auto" w:frame="1"/>
+          <w14:ligatures w14:val="none"/>
+        </w:rPr>
+        <w:t xml:space="preserve">, contaminant addition on day </w:t>
+      </w:r>
+      <w:r>
+        <w:rPr>
+          <w:rFonts w:ascii="Arial" w:eastAsia="Times New Roman" w:hAnsi="Arial" w:cs="Arial"/>
+          <w:color w:val="000000"/>
+          <w:kern w:val="0"/>
+          <w:bdr w:val="none" w:sz="0" w:space="0" w:color="auto" w:frame="1"/>
+          <w14:ligatures w14:val="none"/>
+        </w:rPr>
+        <w:t>10</w:t>
+      </w:r>
+      <w:r>
+        <w:rPr>
+          <w:rFonts w:ascii="Arial" w:eastAsia="Times New Roman" w:hAnsi="Arial" w:cs="Arial"/>
+          <w:color w:val="000000"/>
+          <w:kern w:val="0"/>
+          <w:bdr w:val="none" w:sz="0" w:space="0" w:color="auto" w:frame="1"/>
+          <w14:ligatures w14:val="none"/>
+        </w:rPr>
+        <w:t xml:space="preserve">, and salt addition on day </w:t>
+      </w:r>
+      <w:r>
+        <w:rPr>
+          <w:rFonts w:ascii="Arial" w:eastAsia="Times New Roman" w:hAnsi="Arial" w:cs="Arial"/>
+          <w:color w:val="000000"/>
+          <w:kern w:val="0"/>
+          <w:bdr w:val="none" w:sz="0" w:space="0" w:color="auto" w:frame="1"/>
+          <w14:ligatures w14:val="none"/>
+        </w:rPr>
+        <w:t>15</w:t>
+      </w:r>
+      <w:r>
+        <w:rPr>
+          <w:rFonts w:ascii="Arial" w:eastAsia="Times New Roman" w:hAnsi="Arial" w:cs="Arial"/>
+          <w:color w:val="000000"/>
+          <w:kern w:val="0"/>
+          <w:bdr w:val="none" w:sz="0" w:space="0" w:color="auto" w:frame="1"/>
+          <w14:ligatures w14:val="none"/>
+        </w:rPr>
+        <w:t>.</w:t>
+      </w:r>
+    </w:p>
+    <w:p>
+      <w:pPr>
+        <w:spacing w:line="480" w:lineRule="auto"/>
+        <w:rPr>
+          <w:rFonts w:ascii="Arial" w:eastAsia="Times New Roman" w:hAnsi="Arial" w:cs="Arial"/>
+          <w:color w:val="000000"/>
+          <w:kern w:val="0"/>
+          <w:bdr w:val="none" w:sz="0" w:space="0" w:color="auto" w:frame="1"/>
+          <w14:ligatures w14:val="none"/>
         </w:rPr>
       </w:pPr>
     </w:p>
@@ -37235,18 +37170,27 @@
       </w:pPr>
       <w:r>
         <w:rPr>
-          <w:rFonts w:ascii="Arial" w:hAnsi="Arial" w:cs="Arial"/>
-        </w:rPr>
-        <w:t xml:space="preserve">Figure 4. Largemouth bass </w:t>
-      </w:r>
-      <w:r>
-        <w:rPr>
-          <w:rFonts w:ascii="Arial" w:eastAsia="Times New Roman" w:hAnsi="Arial" w:cs="Arial"/>
-          <w:color w:val="000000"/>
-          <w:kern w:val="0"/>
-          <w14:ligatures w14:val="none"/>
-        </w:rPr>
-        <w:t xml:space="preserve">neutrophil-to-lymphocyte ratios (NLR) from blood smears throughout the study. The five colors represent individual groups: </w:t>
+          <w:rFonts w:ascii="Arial" w:eastAsia="Times New Roman" w:hAnsi="Arial" w:cs="Arial"/>
+          <w:color w:val="000000"/>
+          <w:kern w:val="0"/>
+          <w14:ligatures w14:val="none"/>
+        </w:rPr>
+        <w:t>Figure 3. Individual tank water quality data (temperature, pH, dissolved oxygen, and salinity) collected from a YSI Pro DSS on each sampling day (Figure 2). Color denotes the treatment group</w:t>
+      </w:r>
+      <w:r>
+        <w:rPr>
+          <w:rFonts w:ascii="Arial" w:eastAsia="Times New Roman" w:hAnsi="Arial" w:cs="Arial"/>
+          <w:color w:val="000000"/>
+          <w:kern w:val="0"/>
+          <w14:ligatures w14:val="none"/>
+        </w:rPr>
+        <w:t xml:space="preserve"> </w:t>
+      </w:r>
+      <w:r>
+        <w:rPr>
+          <w:rFonts w:ascii="Arial" w:hAnsi="Arial" w:cs="Arial"/>
+        </w:rPr>
+        <w:t xml:space="preserve">(control and </w:t>
       </w:r>
       <w:r>
         <w:rPr>
@@ -37264,7 +37208,7 @@
           <w:kern w:val="0"/>
           <w14:ligatures w14:val="none"/>
         </w:rPr>
-        <w:t>cadmium (</w:t>
+        <w:t>cadmium [</w:t>
       </w:r>
       <w:r>
         <w:rPr>
@@ -37282,16 +37226,25 @@
           <w:kern w:val="0"/>
           <w14:ligatures w14:val="none"/>
         </w:rPr>
-        <w:t>)</w:t>
-      </w:r>
-      <w:r>
-        <w:rPr>
-          <w:rFonts w:ascii="Arial" w:eastAsia="Times New Roman" w:hAnsi="Arial" w:cs="Arial"/>
-          <w:color w:val="000000"/>
-          <w:kern w:val="0"/>
-          <w14:ligatures w14:val="none"/>
-        </w:rPr>
-        <w:t xml:space="preserve"> and perfluoropentanoic acid (</w:t>
+        <w:t>]</w:t>
+      </w:r>
+      <w:r>
+        <w:rPr>
+          <w:rFonts w:ascii="Arial" w:eastAsia="Times New Roman" w:hAnsi="Arial" w:cs="Arial"/>
+          <w:color w:val="000000"/>
+          <w:kern w:val="0"/>
+          <w14:ligatures w14:val="none"/>
+        </w:rPr>
+        <w:t xml:space="preserve"> and perfluoropentanoic acid </w:t>
+      </w:r>
+      <w:r>
+        <w:rPr>
+          <w:rFonts w:ascii="Arial" w:eastAsia="Times New Roman" w:hAnsi="Arial" w:cs="Arial"/>
+          <w:color w:val="000000"/>
+          <w:kern w:val="0"/>
+          <w14:ligatures w14:val="none"/>
+        </w:rPr>
+        <w:t>[</w:t>
       </w:r>
       <w:proofErr w:type="spellStart"/>
       <w:r>
@@ -37311,153 +37264,151 @@
           <w:kern w:val="0"/>
           <w14:ligatures w14:val="none"/>
         </w:rPr>
-        <w:t>), and the control. Lines dictate the generalized linear mixed-effects model</w:t>
-      </w:r>
-      <w:r>
-        <w:rPr>
-          <w:rFonts w:ascii="Arial" w:eastAsia="Times New Roman" w:hAnsi="Arial" w:cs="Arial"/>
-          <w:color w:val="000000"/>
-          <w:kern w:val="0"/>
-          <w14:ligatures w14:val="none"/>
-        </w:rPr>
-        <w:t>-</w:t>
-      </w:r>
-      <w:r>
-        <w:rPr>
-          <w:rFonts w:ascii="Arial" w:eastAsia="Times New Roman" w:hAnsi="Arial" w:cs="Arial"/>
-          <w:color w:val="000000"/>
-          <w:kern w:val="0"/>
-          <w14:ligatures w14:val="none"/>
-        </w:rPr>
-        <w:t>estimated relationships among the groups and blood samples (slopes can vary due to the group</w:t>
-      </w:r>
-      <w:r>
-        <w:rPr>
-          <w:rFonts w:ascii="Arial" w:eastAsia="Times New Roman" w:hAnsi="Arial" w:cs="Arial"/>
-          <w:color w:val="000000"/>
-          <w:kern w:val="0"/>
-          <w14:ligatures w14:val="none"/>
-        </w:rPr>
-        <w:t>-by-</w:t>
-      </w:r>
-      <w:r>
-        <w:rPr>
-          <w:rFonts w:ascii="Arial" w:eastAsia="Times New Roman" w:hAnsi="Arial" w:cs="Arial"/>
-          <w:color w:val="000000"/>
-          <w:kern w:val="0"/>
-          <w14:ligatures w14:val="none"/>
-        </w:rPr>
-        <w:t>blood</w:t>
-      </w:r>
-      <w:r>
-        <w:rPr>
-          <w:rFonts w:ascii="Arial" w:eastAsia="Times New Roman" w:hAnsi="Arial" w:cs="Arial"/>
-          <w:color w:val="000000"/>
-          <w:kern w:val="0"/>
-          <w14:ligatures w14:val="none"/>
-        </w:rPr>
-        <w:t>-</w:t>
-      </w:r>
-      <w:r>
-        <w:rPr>
-          <w:rFonts w:ascii="Arial" w:eastAsia="Times New Roman" w:hAnsi="Arial" w:cs="Arial"/>
-          <w:color w:val="000000"/>
-          <w:kern w:val="0"/>
-          <w14:ligatures w14:val="none"/>
-        </w:rPr>
-        <w:t>sample interaction). Jittered points represent individual bass NLR at each blood sample</w:t>
-      </w:r>
-      <w:r>
-        <w:rPr>
-          <w:rFonts w:ascii="Arial" w:eastAsia="Times New Roman" w:hAnsi="Arial" w:cs="Arial"/>
-          <w:color w:val="000000"/>
-          <w:kern w:val="0"/>
-          <w14:ligatures w14:val="none"/>
-        </w:rPr>
-        <w:t xml:space="preserve">. </w:t>
-      </w:r>
-      <w:r>
-        <w:rPr>
-          <w:rFonts w:ascii="Arial" w:eastAsia="Times New Roman" w:hAnsi="Arial" w:cs="Arial"/>
-          <w:color w:val="000000"/>
-          <w:kern w:val="0"/>
-          <w14:ligatures w14:val="none"/>
-        </w:rPr>
-        <w:t>E</w:t>
-      </w:r>
-      <w:r>
-        <w:rPr>
-          <w:rFonts w:ascii="Arial" w:eastAsia="Times New Roman" w:hAnsi="Arial" w:cs="Arial"/>
-          <w:color w:val="000000"/>
-          <w:kern w:val="0"/>
-          <w14:ligatures w14:val="none"/>
-        </w:rPr>
-        <w:t xml:space="preserve">xposure to Cd or </w:t>
-      </w:r>
-      <w:proofErr w:type="spellStart"/>
-      <w:r>
-        <w:rPr>
-          <w:rFonts w:ascii="Arial" w:eastAsia="Times New Roman" w:hAnsi="Arial" w:cs="Arial"/>
-          <w:color w:val="000000"/>
-          <w:kern w:val="0"/>
-          <w14:ligatures w14:val="none"/>
-        </w:rPr>
-        <w:t>PFPeA</w:t>
-      </w:r>
-      <w:proofErr w:type="spellEnd"/>
-      <w:r>
-        <w:rPr>
-          <w:rFonts w:ascii="Arial" w:eastAsia="Times New Roman" w:hAnsi="Arial" w:cs="Arial"/>
-          <w:color w:val="000000"/>
-          <w:kern w:val="0"/>
-          <w14:ligatures w14:val="none"/>
-        </w:rPr>
-        <w:t xml:space="preserve"> is</w:t>
-      </w:r>
-      <w:r>
-        <w:rPr>
-          <w:rFonts w:ascii="Arial" w:eastAsia="Times New Roman" w:hAnsi="Arial" w:cs="Arial"/>
-          <w:color w:val="000000"/>
-          <w:kern w:val="0"/>
-          <w14:ligatures w14:val="none"/>
-        </w:rPr>
-        <w:t xml:space="preserve"> indicated by the dashed "Treatment" line between blood samples 1 and 2. </w:t>
-      </w:r>
-      <w:r>
-        <w:rPr>
-          <w:rFonts w:ascii="Arial" w:eastAsia="Times New Roman" w:hAnsi="Arial" w:cs="Arial"/>
-          <w:color w:val="000000"/>
-          <w:kern w:val="0"/>
-          <w14:ligatures w14:val="none"/>
-        </w:rPr>
-        <w:t>E</w:t>
-      </w:r>
-      <w:r>
-        <w:rPr>
-          <w:rFonts w:ascii="Arial" w:eastAsia="Times New Roman" w:hAnsi="Arial" w:cs="Arial"/>
-          <w:color w:val="000000"/>
-          <w:kern w:val="0"/>
-          <w14:ligatures w14:val="none"/>
-        </w:rPr>
-        <w:t>xposure to an environmental stressor</w:t>
-      </w:r>
-      <w:r>
-        <w:rPr>
-          <w:rFonts w:ascii="Arial" w:eastAsia="Times New Roman" w:hAnsi="Arial" w:cs="Arial"/>
-          <w:color w:val="000000"/>
-          <w:kern w:val="0"/>
-          <w14:ligatures w14:val="none"/>
-        </w:rPr>
-        <w:t xml:space="preserve"> is</w:t>
-      </w:r>
-      <w:r>
-        <w:rPr>
-          <w:rFonts w:ascii="Arial" w:eastAsia="Times New Roman" w:hAnsi="Arial" w:cs="Arial"/>
-          <w:color w:val="000000"/>
-          <w:kern w:val="0"/>
-          <w14:ligatures w14:val="none"/>
-        </w:rPr>
-        <w:t xml:space="preserve"> represented by the dashed "Salt" line between blood samples 2 and 3.</w:t>
+        <w:t>])</w:t>
+      </w:r>
+      <w:r>
+        <w:rPr>
+          <w:rFonts w:ascii="Arial" w:eastAsia="Times New Roman" w:hAnsi="Arial" w:cs="Arial"/>
+          <w:color w:val="000000"/>
+          <w:kern w:val="0"/>
+          <w14:ligatures w14:val="none"/>
+        </w:rPr>
+        <w:t xml:space="preserve">. The first vertical dashed line </w:t>
+      </w:r>
+      <w:r>
+        <w:rPr>
+          <w:rFonts w:ascii="Arial" w:eastAsia="Times New Roman" w:hAnsi="Arial" w:cs="Arial"/>
+          <w:color w:val="000000"/>
+          <w:kern w:val="0"/>
+          <w14:ligatures w14:val="none"/>
+        </w:rPr>
+        <w:t>indicate</w:t>
+      </w:r>
+      <w:r>
+        <w:rPr>
+          <w:rFonts w:ascii="Arial" w:eastAsia="Times New Roman" w:hAnsi="Arial" w:cs="Arial"/>
+          <w:color w:val="000000"/>
+          <w:kern w:val="0"/>
+          <w14:ligatures w14:val="none"/>
+        </w:rPr>
+        <w:t xml:space="preserve">s the day we added treatments, </w:t>
+      </w:r>
+      <w:r>
+        <w:rPr>
+          <w:rFonts w:ascii="Arial" w:eastAsia="Times New Roman" w:hAnsi="Arial" w:cs="Arial"/>
+          <w:color w:val="000000"/>
+          <w:kern w:val="0"/>
+          <w14:ligatures w14:val="none"/>
+        </w:rPr>
+        <w:t>while</w:t>
+      </w:r>
+      <w:r>
+        <w:rPr>
+          <w:rFonts w:ascii="Arial" w:eastAsia="Times New Roman" w:hAnsi="Arial" w:cs="Arial"/>
+          <w:color w:val="000000"/>
+          <w:kern w:val="0"/>
+          <w14:ligatures w14:val="none"/>
+        </w:rPr>
+        <w:t xml:space="preserve"> the second </w:t>
+      </w:r>
+      <w:r>
+        <w:rPr>
+          <w:rFonts w:ascii="Arial" w:eastAsia="Times New Roman" w:hAnsi="Arial" w:cs="Arial"/>
+          <w:color w:val="000000"/>
+          <w:kern w:val="0"/>
+          <w14:ligatures w14:val="none"/>
+        </w:rPr>
+        <w:t>mark</w:t>
+      </w:r>
+      <w:r>
+        <w:rPr>
+          <w:rFonts w:ascii="Arial" w:eastAsia="Times New Roman" w:hAnsi="Arial" w:cs="Arial"/>
+          <w:color w:val="000000"/>
+          <w:kern w:val="0"/>
+          <w14:ligatures w14:val="none"/>
+        </w:rPr>
+        <w:t xml:space="preserve">s the day we added salt. Note that </w:t>
+      </w:r>
+      <w:r>
+        <w:rPr>
+          <w:rFonts w:ascii="Arial" w:eastAsia="Times New Roman" w:hAnsi="Arial" w:cs="Arial"/>
+          <w:color w:val="000000"/>
+          <w:kern w:val="0"/>
+          <w14:ligatures w14:val="none"/>
+        </w:rPr>
+        <w:t>the</w:t>
+      </w:r>
+      <w:r>
+        <w:rPr>
+          <w:rFonts w:ascii="Arial" w:eastAsia="Times New Roman" w:hAnsi="Arial" w:cs="Arial"/>
+          <w:color w:val="000000"/>
+          <w:kern w:val="0"/>
+          <w14:ligatures w14:val="none"/>
+        </w:rPr>
+        <w:t xml:space="preserve"> </w:t>
+      </w:r>
+      <w:r>
+        <w:rPr>
+          <w:rFonts w:ascii="Arial" w:eastAsia="Times New Roman" w:hAnsi="Arial" w:cs="Arial"/>
+          <w:color w:val="000000"/>
+          <w:kern w:val="0"/>
+          <w14:ligatures w14:val="none"/>
+        </w:rPr>
+        <w:t>reported</w:t>
+      </w:r>
+      <w:r>
+        <w:rPr>
+          <w:rFonts w:ascii="Arial" w:eastAsia="Times New Roman" w:hAnsi="Arial" w:cs="Arial"/>
+          <w:color w:val="000000"/>
+          <w:kern w:val="0"/>
+          <w14:ligatures w14:val="none"/>
+        </w:rPr>
+        <w:t xml:space="preserve"> </w:t>
+      </w:r>
+      <w:r>
+        <w:rPr>
+          <w:rFonts w:ascii="Arial" w:eastAsia="Times New Roman" w:hAnsi="Arial" w:cs="Arial"/>
+          <w:color w:val="000000"/>
+          <w:kern w:val="0"/>
+          <w14:ligatures w14:val="none"/>
+        </w:rPr>
+        <w:t>YSI data</w:t>
+      </w:r>
+      <w:r>
+        <w:rPr>
+          <w:rFonts w:ascii="Arial" w:eastAsia="Times New Roman" w:hAnsi="Arial" w:cs="Arial"/>
+          <w:color w:val="000000"/>
+          <w:kern w:val="0"/>
+          <w14:ligatures w14:val="none"/>
+        </w:rPr>
+        <w:t xml:space="preserve"> on day 15 are</w:t>
+      </w:r>
+      <w:r>
+        <w:rPr>
+          <w:rFonts w:ascii="Arial" w:eastAsia="Times New Roman" w:hAnsi="Arial" w:cs="Arial"/>
+          <w:color w:val="000000"/>
+          <w:kern w:val="0"/>
+          <w14:ligatures w14:val="none"/>
+        </w:rPr>
+        <w:t xml:space="preserve"> </w:t>
+      </w:r>
+      <w:r>
+        <w:rPr>
+          <w:rFonts w:ascii="Arial" w:eastAsia="Times New Roman" w:hAnsi="Arial" w:cs="Arial"/>
+          <w:color w:val="000000"/>
+          <w:kern w:val="0"/>
+          <w14:ligatures w14:val="none"/>
+        </w:rPr>
+        <w:t>before</w:t>
+      </w:r>
+      <w:r>
+        <w:rPr>
+          <w:rFonts w:ascii="Arial" w:eastAsia="Times New Roman" w:hAnsi="Arial" w:cs="Arial"/>
+          <w:color w:val="000000"/>
+          <w:kern w:val="0"/>
+          <w14:ligatures w14:val="none"/>
+        </w:rPr>
+        <w:t xml:space="preserve"> salt addition.</w:t>
       </w:r>
     </w:p>
     <w:p>
@@ -37467,6 +37418,323 @@
           <w:rFonts w:ascii="Arial" w:hAnsi="Arial" w:cs="Arial"/>
         </w:rPr>
       </w:pPr>
+      <w:r>
+        <w:rPr>
+          <w:rFonts w:ascii="Arial" w:hAnsi="Arial" w:cs="Arial"/>
+        </w:rPr>
+        <w:t xml:space="preserve">Alt text: Four panels show tank temperature, acidity, dissolved oxygen, and salinity over time, with points </w:t>
+      </w:r>
+      <w:r>
+        <w:rPr>
+          <w:rFonts w:ascii="Arial" w:hAnsi="Arial" w:cs="Arial"/>
+        </w:rPr>
+        <w:t>colored</w:t>
+      </w:r>
+      <w:r>
+        <w:rPr>
+          <w:rFonts w:ascii="Arial" w:hAnsi="Arial" w:cs="Arial"/>
+        </w:rPr>
+        <w:t xml:space="preserve"> by group. Temperature, acidity, and dissolved oxygen remain broadly similar among groups. Salinity rises from near freshwater levels to approximately five parts per thousand after salt addition.</w:t>
+      </w:r>
+    </w:p>
+    <w:p>
+      <w:pPr>
+        <w:spacing w:line="480" w:lineRule="auto"/>
+        <w:rPr>
+          <w:rFonts w:ascii="Arial" w:hAnsi="Arial" w:cs="Arial"/>
+        </w:rPr>
+      </w:pPr>
+    </w:p>
+    <w:p>
+      <w:pPr>
+        <w:spacing w:line="480" w:lineRule="auto"/>
+        <w:rPr>
+          <w:rFonts w:ascii="Arial" w:eastAsia="Times New Roman" w:hAnsi="Arial" w:cs="Arial"/>
+          <w:color w:val="000000"/>
+          <w:kern w:val="0"/>
+          <w14:ligatures w14:val="none"/>
+        </w:rPr>
+      </w:pPr>
+      <w:r>
+        <w:rPr>
+          <w:rFonts w:ascii="Arial" w:hAnsi="Arial" w:cs="Arial"/>
+        </w:rPr>
+        <w:t xml:space="preserve">Figure 4. Largemouth bass </w:t>
+      </w:r>
+      <w:r>
+        <w:rPr>
+          <w:rFonts w:ascii="Arial" w:eastAsia="Times New Roman" w:hAnsi="Arial" w:cs="Arial"/>
+          <w:color w:val="000000"/>
+          <w:kern w:val="0"/>
+          <w14:ligatures w14:val="none"/>
+        </w:rPr>
+        <w:t xml:space="preserve">neutrophil-to-lymphocyte ratios (NLR) from blood smears throughout the study. The five colors represent individual groups: </w:t>
+      </w:r>
+      <w:r>
+        <w:rPr>
+          <w:rFonts w:ascii="Arial" w:eastAsia="Times New Roman" w:hAnsi="Arial" w:cs="Arial"/>
+          <w:color w:val="000000"/>
+          <w:kern w:val="0"/>
+          <w14:ligatures w14:val="none"/>
+        </w:rPr>
+        <w:t xml:space="preserve">low and high levels of </w:t>
+      </w:r>
+      <w:r>
+        <w:rPr>
+          <w:rFonts w:ascii="Arial" w:eastAsia="Times New Roman" w:hAnsi="Arial" w:cs="Arial"/>
+          <w:color w:val="000000"/>
+          <w:kern w:val="0"/>
+          <w14:ligatures w14:val="none"/>
+        </w:rPr>
+        <w:t>cadmium (</w:t>
+      </w:r>
+      <w:r>
+        <w:rPr>
+          <w:rFonts w:ascii="Arial" w:eastAsia="Times New Roman" w:hAnsi="Arial" w:cs="Arial"/>
+          <w:color w:val="000000"/>
+          <w:kern w:val="0"/>
+          <w14:ligatures w14:val="none"/>
+        </w:rPr>
+        <w:t>Cd</w:t>
+      </w:r>
+      <w:r>
+        <w:rPr>
+          <w:rFonts w:ascii="Arial" w:eastAsia="Times New Roman" w:hAnsi="Arial" w:cs="Arial"/>
+          <w:color w:val="000000"/>
+          <w:kern w:val="0"/>
+          <w14:ligatures w14:val="none"/>
+        </w:rPr>
+        <w:t>)</w:t>
+      </w:r>
+      <w:r>
+        <w:rPr>
+          <w:rFonts w:ascii="Arial" w:eastAsia="Times New Roman" w:hAnsi="Arial" w:cs="Arial"/>
+          <w:color w:val="000000"/>
+          <w:kern w:val="0"/>
+          <w14:ligatures w14:val="none"/>
+        </w:rPr>
+        <w:t xml:space="preserve"> and perfluoropentanoic acid (</w:t>
+      </w:r>
+      <w:proofErr w:type="spellStart"/>
+      <w:r>
+        <w:rPr>
+          <w:rFonts w:ascii="Arial" w:eastAsia="Times New Roman" w:hAnsi="Arial" w:cs="Arial"/>
+          <w:color w:val="000000"/>
+          <w:kern w:val="0"/>
+          <w14:ligatures w14:val="none"/>
+        </w:rPr>
+        <w:t>PFPeA</w:t>
+      </w:r>
+      <w:proofErr w:type="spellEnd"/>
+      <w:r>
+        <w:rPr>
+          <w:rFonts w:ascii="Arial" w:eastAsia="Times New Roman" w:hAnsi="Arial" w:cs="Arial"/>
+          <w:color w:val="000000"/>
+          <w:kern w:val="0"/>
+          <w14:ligatures w14:val="none"/>
+        </w:rPr>
+        <w:t>), and the control. Lines dictate the generalized linear mixed-effects model</w:t>
+      </w:r>
+      <w:r>
+        <w:rPr>
+          <w:rFonts w:ascii="Arial" w:eastAsia="Times New Roman" w:hAnsi="Arial" w:cs="Arial"/>
+          <w:color w:val="000000"/>
+          <w:kern w:val="0"/>
+          <w14:ligatures w14:val="none"/>
+        </w:rPr>
+        <w:t>-</w:t>
+      </w:r>
+      <w:r>
+        <w:rPr>
+          <w:rFonts w:ascii="Arial" w:eastAsia="Times New Roman" w:hAnsi="Arial" w:cs="Arial"/>
+          <w:color w:val="000000"/>
+          <w:kern w:val="0"/>
+          <w14:ligatures w14:val="none"/>
+        </w:rPr>
+        <w:t>estimated relationships among the groups and blood samples (slopes can vary due to the group</w:t>
+      </w:r>
+      <w:r>
+        <w:rPr>
+          <w:rFonts w:ascii="Arial" w:eastAsia="Times New Roman" w:hAnsi="Arial" w:cs="Arial"/>
+          <w:color w:val="000000"/>
+          <w:kern w:val="0"/>
+          <w14:ligatures w14:val="none"/>
+        </w:rPr>
+        <w:t>-by-</w:t>
+      </w:r>
+      <w:r>
+        <w:rPr>
+          <w:rFonts w:ascii="Arial" w:eastAsia="Times New Roman" w:hAnsi="Arial" w:cs="Arial"/>
+          <w:color w:val="000000"/>
+          <w:kern w:val="0"/>
+          <w14:ligatures w14:val="none"/>
+        </w:rPr>
+        <w:t>blood</w:t>
+      </w:r>
+      <w:r>
+        <w:rPr>
+          <w:rFonts w:ascii="Arial" w:eastAsia="Times New Roman" w:hAnsi="Arial" w:cs="Arial"/>
+          <w:color w:val="000000"/>
+          <w:kern w:val="0"/>
+          <w14:ligatures w14:val="none"/>
+        </w:rPr>
+        <w:t>-</w:t>
+      </w:r>
+      <w:r>
+        <w:rPr>
+          <w:rFonts w:ascii="Arial" w:eastAsia="Times New Roman" w:hAnsi="Arial" w:cs="Arial"/>
+          <w:color w:val="000000"/>
+          <w:kern w:val="0"/>
+          <w14:ligatures w14:val="none"/>
+        </w:rPr>
+        <w:t xml:space="preserve">sample interaction). Jittered </w:t>
+      </w:r>
+      <w:r>
+        <w:rPr>
+          <w:rFonts w:ascii="Arial" w:eastAsia="Times New Roman" w:hAnsi="Arial" w:cs="Arial"/>
+          <w:color w:val="000000"/>
+          <w:kern w:val="0"/>
+          <w14:ligatures w14:val="none"/>
+        </w:rPr>
+        <w:lastRenderedPageBreak/>
+        <w:t>points represent individual bass NLR at each blood sample</w:t>
+      </w:r>
+      <w:r>
+        <w:rPr>
+          <w:rFonts w:ascii="Arial" w:eastAsia="Times New Roman" w:hAnsi="Arial" w:cs="Arial"/>
+          <w:color w:val="000000"/>
+          <w:kern w:val="0"/>
+          <w14:ligatures w14:val="none"/>
+        </w:rPr>
+        <w:t xml:space="preserve">. </w:t>
+      </w:r>
+      <w:r>
+        <w:rPr>
+          <w:rFonts w:ascii="Arial" w:eastAsia="Times New Roman" w:hAnsi="Arial" w:cs="Arial"/>
+          <w:color w:val="000000"/>
+          <w:kern w:val="0"/>
+          <w14:ligatures w14:val="none"/>
+        </w:rPr>
+        <w:t>E</w:t>
+      </w:r>
+      <w:r>
+        <w:rPr>
+          <w:rFonts w:ascii="Arial" w:eastAsia="Times New Roman" w:hAnsi="Arial" w:cs="Arial"/>
+          <w:color w:val="000000"/>
+          <w:kern w:val="0"/>
+          <w14:ligatures w14:val="none"/>
+        </w:rPr>
+        <w:t xml:space="preserve">xposure to Cd or </w:t>
+      </w:r>
+      <w:proofErr w:type="spellStart"/>
+      <w:r>
+        <w:rPr>
+          <w:rFonts w:ascii="Arial" w:eastAsia="Times New Roman" w:hAnsi="Arial" w:cs="Arial"/>
+          <w:color w:val="000000"/>
+          <w:kern w:val="0"/>
+          <w14:ligatures w14:val="none"/>
+        </w:rPr>
+        <w:t>PFPeA</w:t>
+      </w:r>
+      <w:proofErr w:type="spellEnd"/>
+      <w:r>
+        <w:rPr>
+          <w:rFonts w:ascii="Arial" w:eastAsia="Times New Roman" w:hAnsi="Arial" w:cs="Arial"/>
+          <w:color w:val="000000"/>
+          <w:kern w:val="0"/>
+          <w14:ligatures w14:val="none"/>
+        </w:rPr>
+        <w:t xml:space="preserve"> is</w:t>
+      </w:r>
+      <w:r>
+        <w:rPr>
+          <w:rFonts w:ascii="Arial" w:eastAsia="Times New Roman" w:hAnsi="Arial" w:cs="Arial"/>
+          <w:color w:val="000000"/>
+          <w:kern w:val="0"/>
+          <w14:ligatures w14:val="none"/>
+        </w:rPr>
+        <w:t xml:space="preserve"> indicated by the dashed "Treatment" line between blood samples 1 and 2. </w:t>
+      </w:r>
+      <w:r>
+        <w:rPr>
+          <w:rFonts w:ascii="Arial" w:eastAsia="Times New Roman" w:hAnsi="Arial" w:cs="Arial"/>
+          <w:color w:val="000000"/>
+          <w:kern w:val="0"/>
+          <w14:ligatures w14:val="none"/>
+        </w:rPr>
+        <w:t>E</w:t>
+      </w:r>
+      <w:r>
+        <w:rPr>
+          <w:rFonts w:ascii="Arial" w:eastAsia="Times New Roman" w:hAnsi="Arial" w:cs="Arial"/>
+          <w:color w:val="000000"/>
+          <w:kern w:val="0"/>
+          <w14:ligatures w14:val="none"/>
+        </w:rPr>
+        <w:t>xposure to an environmental stressor</w:t>
+      </w:r>
+      <w:r>
+        <w:rPr>
+          <w:rFonts w:ascii="Arial" w:eastAsia="Times New Roman" w:hAnsi="Arial" w:cs="Arial"/>
+          <w:color w:val="000000"/>
+          <w:kern w:val="0"/>
+          <w14:ligatures w14:val="none"/>
+        </w:rPr>
+        <w:t xml:space="preserve"> is</w:t>
+      </w:r>
+      <w:r>
+        <w:rPr>
+          <w:rFonts w:ascii="Arial" w:eastAsia="Times New Roman" w:hAnsi="Arial" w:cs="Arial"/>
+          <w:color w:val="000000"/>
+          <w:kern w:val="0"/>
+          <w14:ligatures w14:val="none"/>
+        </w:rPr>
+        <w:t xml:space="preserve"> represented by the dashed "Salt" line between blood samples 2 and 3.</w:t>
+      </w:r>
+    </w:p>
+    <w:p>
+      <w:pPr>
+        <w:spacing w:line="480" w:lineRule="auto"/>
+        <w:rPr>
+          <w:rFonts w:ascii="Arial" w:hAnsi="Arial" w:cs="Arial"/>
+        </w:rPr>
+      </w:pPr>
+      <w:r>
+        <w:rPr>
+          <w:rFonts w:ascii="Arial" w:hAnsi="Arial" w:cs="Arial"/>
+        </w:rPr>
+        <w:t xml:space="preserve">Alt text: Points show individual fish neutrophil-to-lymphocyte ratios, and </w:t>
+      </w:r>
+      <w:r>
+        <w:rPr>
+          <w:rFonts w:ascii="Arial" w:hAnsi="Arial" w:cs="Arial"/>
+        </w:rPr>
+        <w:t>colored</w:t>
+      </w:r>
+      <w:r>
+        <w:rPr>
+          <w:rFonts w:ascii="Arial" w:hAnsi="Arial" w:cs="Arial"/>
+        </w:rPr>
+        <w:t xml:space="preserve"> lines show model estimates across </w:t>
+      </w:r>
+      <w:r>
+        <w:rPr>
+          <w:rFonts w:ascii="Arial" w:hAnsi="Arial" w:cs="Arial"/>
+        </w:rPr>
+        <w:t>4</w:t>
+      </w:r>
+      <w:r>
+        <w:rPr>
+          <w:rFonts w:ascii="Arial" w:hAnsi="Arial" w:cs="Arial"/>
+        </w:rPr>
+        <w:t xml:space="preserve"> blood samples. Ratios rise after high perfluoropentanoic acid exposure and remain elevated after salinity increases. Other groups show temporary increases following salinity exposure, followed by declines at the final sample</w:t>
+      </w:r>
+      <w:r>
+        <w:rPr>
+          <w:rFonts w:ascii="Arial" w:hAnsi="Arial" w:cs="Arial"/>
+        </w:rPr>
+        <w:t>.</w:t>
+      </w:r>
     </w:p>
     <w:p>
       <w:pPr>
